--- a/docs/Penny-Release-Scorecard.docx
+++ b/docs/Penny-Release-Scorecard.docx
@@ -23,14 +23,7 @@
         <w:spacing w:before="0" w:after="200" w:line="278" w:lineRule="auto"/>
       </w:pPr>
       <w:r>
-        <w:rPr>
-          <w:rFonts w:ascii="Aptos" w:hAnsi="Aptos"/>
-          <w:b w:val="0"/>
-          <w:i w:val="0"/>
-          <w:color w:val="173E3A"/>
-          <w:sz w:val="21"/>
-        </w:rPr>
-        <w:t>V3.1.0 | 14 October 2026 | Public app released; local operation reported working</w:t>
+        <w:t>V3.2.0 | 19 October 2026 | Application publication approved</w:t>
       </w:r>
     </w:p>
     <w:p>
@@ -38,14 +31,7 @@
         <w:spacing w:before="0" w:after="200" w:line="278" w:lineRule="auto"/>
       </w:pPr>
       <w:r>
-        <w:rPr>
-          <w:rFonts w:ascii="Aptos" w:hAnsi="Aptos"/>
-          <w:b w:val="0"/>
-          <w:i w:val="0"/>
-          <w:color w:val="173E3A"/>
-          <w:sz w:val="21"/>
-        </w:rPr>
-        <w:t>Penny helps people track everyday spending in INR. This scorecard makes the release evidence and the next decisions easy to share.</w:t>
+        <w:t>Penny tracks everyday spending in INR. V3.2 adds controlled reset, Settings, private diagnostics and safer reviewed voice amounts.</w:t>
       </w:r>
     </w:p>
     <w:tbl>
@@ -63,14 +49,14 @@
         </w:tblBorders>
       </w:tblPr>
       <w:tblGrid>
-        <w:gridCol w:w="3456"/>
-        <w:gridCol w:w="3456"/>
-        <w:gridCol w:w="3456"/>
+        <w:gridCol w:w="2592"/>
+        <w:gridCol w:w="1659"/>
+        <w:gridCol w:w="6117"/>
       </w:tblGrid>
       <w:tr>
         <w:tc>
           <w:tcPr>
-            <w:tcW w:type="dxa" w:w="2304"/>
+            <w:tcW w:type="dxa" w:w="2592"/>
             <w:shd w:fill="173E3A"/>
             <w:tcMar>
               <w:top w:w="80" w:type="dxa"/>
@@ -94,7 +80,7 @@
         </w:tc>
         <w:tc>
           <w:tcPr>
-            <w:tcW w:type="dxa" w:w="1613"/>
+            <w:tcW w:type="dxa" w:w="1659"/>
             <w:shd w:fill="173E3A"/>
             <w:tcMar>
               <w:top w:w="80" w:type="dxa"/>
@@ -118,7 +104,7 @@
         </w:tc>
         <w:tc>
           <w:tcPr>
-            <w:tcW w:type="dxa" w:w="5976"/>
+            <w:tcW w:type="dxa" w:w="6117"/>
             <w:shd w:fill="173E3A"/>
             <w:tcMar>
               <w:top w:w="80" w:type="dxa"/>
@@ -144,7 +130,7 @@
       <w:tr>
         <w:tc>
           <w:tcPr>
-            <w:tcW w:type="dxa" w:w="2304"/>
+            <w:tcW w:type="dxa" w:w="2592"/>
             <w:tcMar>
               <w:top w:w="85" w:type="dxa"/>
               <w:start w:w="100" w:type="dxa"/>
@@ -153,24 +139,14 @@
             </w:tcMar>
           </w:tcPr>
           <w:p>
-            <w:pPr>
-              <w:spacing w:after="0"/>
-            </w:pPr>
             <w:r>
-              <w:rPr>
-                <w:rFonts w:ascii="Aptos" w:hAnsi="Aptos"/>
-                <w:b w:val="0"/>
-                <w:i w:val="0"/>
-                <w:color w:val="173E3A"/>
-                <w:sz w:val="18"/>
-              </w:rPr>
-              <w:t>Core expense experience</w:t>
+              <w:t>Core experience</w:t>
             </w:r>
           </w:p>
         </w:tc>
         <w:tc>
           <w:tcPr>
-            <w:tcW w:type="dxa" w:w="1613"/>
+            <w:tcW w:type="dxa" w:w="1659"/>
             <w:tcMar>
               <w:top w:w="85" w:type="dxa"/>
               <w:start w:w="100" w:type="dxa"/>
@@ -179,24 +155,14 @@
             </w:tcMar>
           </w:tcPr>
           <w:p>
-            <w:pPr>
-              <w:spacing w:after="0"/>
-            </w:pPr>
             <w:r>
-              <w:rPr>
-                <w:rFonts w:ascii="Aptos" w:hAnsi="Aptos"/>
-                <w:b w:val="0"/>
-                <w:i w:val="0"/>
-                <w:color w:val="173E3A"/>
-                <w:sz w:val="18"/>
-              </w:rPr>
               <w:t>PASS</w:t>
             </w:r>
           </w:p>
         </w:tc>
         <w:tc>
           <w:tcPr>
-            <w:tcW w:type="dxa" w:w="5976"/>
+            <w:tcW w:type="dxa" w:w="6117"/>
             <w:tcMar>
               <w:top w:w="85" w:type="dxa"/>
               <w:start w:w="100" w:type="dxa"/>
@@ -205,18 +171,8 @@
             </w:tcMar>
           </w:tcPr>
           <w:p>
-            <w:pPr>
-              <w:spacing w:after="0"/>
-            </w:pPr>
             <w:r>
-              <w:rPr>
-                <w:rFonts w:ascii="Aptos" w:hAnsi="Aptos"/>
-                <w:b w:val="0"/>
-                <w:i w:val="0"/>
-                <w:color w:val="173E3A"/>
-                <w:sz w:val="18"/>
-              </w:rPr>
-              <w:t>Add, edit, delete, budget, chart, search, tags and INR amounts.</w:t>
+              <w:t>Settings, month/all deletion, confirmed reset, retained tags and guarded undo.</w:t>
             </w:r>
           </w:p>
         </w:tc>
@@ -224,7 +180,7 @@
       <w:tr>
         <w:tc>
           <w:tcPr>
-            <w:tcW w:type="dxa" w:w="2304"/>
+            <w:tcW w:type="dxa" w:w="2592"/>
             <w:tcMar>
               <w:top w:w="85" w:type="dxa"/>
               <w:start w:w="100" w:type="dxa"/>
@@ -234,24 +190,14 @@
             <w:shd w:fill="F2F5F4"/>
           </w:tcPr>
           <w:p>
-            <w:pPr>
-              <w:spacing w:after="0"/>
-            </w:pPr>
             <w:r>
-              <w:rPr>
-                <w:rFonts w:ascii="Aptos" w:hAnsi="Aptos"/>
-                <w:b w:val="0"/>
-                <w:i w:val="0"/>
-                <w:color w:val="173E3A"/>
-                <w:sz w:val="18"/>
-              </w:rPr>
-              <w:t>Automated verification</w:t>
+              <w:t>Automated checks</w:t>
             </w:r>
           </w:p>
         </w:tc>
         <w:tc>
           <w:tcPr>
-            <w:tcW w:type="dxa" w:w="1613"/>
+            <w:tcW w:type="dxa" w:w="1659"/>
             <w:tcMar>
               <w:top w:w="85" w:type="dxa"/>
               <w:start w:w="100" w:type="dxa"/>
@@ -261,24 +207,14 @@
             <w:shd w:fill="F2F5F4"/>
           </w:tcPr>
           <w:p>
-            <w:pPr>
-              <w:spacing w:after="0"/>
-            </w:pPr>
             <w:r>
-              <w:rPr>
-                <w:rFonts w:ascii="Aptos" w:hAnsi="Aptos"/>
-                <w:b w:val="0"/>
-                <w:i w:val="0"/>
-                <w:color w:val="173E3A"/>
-                <w:sz w:val="18"/>
-              </w:rPr>
               <w:t>PASS</w:t>
             </w:r>
           </w:p>
         </w:tc>
         <w:tc>
           <w:tcPr>
-            <w:tcW w:type="dxa" w:w="5976"/>
+            <w:tcW w:type="dxa" w:w="6117"/>
             <w:tcMar>
               <w:top w:w="85" w:type="dxa"/>
               <w:start w:w="100" w:type="dxa"/>
@@ -288,18 +224,8 @@
             <w:shd w:fill="F2F5F4"/>
           </w:tcPr>
           <w:p>
-            <w:pPr>
-              <w:spacing w:after="0"/>
-            </w:pPr>
             <w:r>
-              <w:rPr>
-                <w:rFonts w:ascii="Aptos" w:hAnsi="Aptos"/>
-                <w:b w:val="0"/>
-                <w:i w:val="0"/>
-                <w:color w:val="173E3A"/>
-                <w:sz w:val="18"/>
-              </w:rPr>
-              <w:t>189 tests; zero failures. Includes import, export and adversarial cases.</w:t>
+              <w:t>633 tests; zero failures. Includes money, import, privacy and data-loss cases.</w:t>
             </w:r>
           </w:p>
         </w:tc>
@@ -307,7 +233,7 @@
       <w:tr>
         <w:tc>
           <w:tcPr>
-            <w:tcW w:type="dxa" w:w="2304"/>
+            <w:tcW w:type="dxa" w:w="2592"/>
             <w:tcMar>
               <w:top w:w="85" w:type="dxa"/>
               <w:start w:w="100" w:type="dxa"/>
@@ -316,24 +242,14 @@
             </w:tcMar>
           </w:tcPr>
           <w:p>
-            <w:pPr>
-              <w:spacing w:after="0"/>
-            </w:pPr>
             <w:r>
-              <w:rPr>
-                <w:rFonts w:ascii="Aptos" w:hAnsi="Aptos"/>
-                <w:b w:val="0"/>
-                <w:i w:val="0"/>
-                <w:color w:val="173E3A"/>
-                <w:sz w:val="18"/>
-              </w:rPr>
-              <w:t>Hindi and Spanish drafts</w:t>
+              <w:t>Language understanding</w:t>
             </w:r>
           </w:p>
         </w:tc>
         <w:tc>
           <w:tcPr>
-            <w:tcW w:type="dxa" w:w="1613"/>
+            <w:tcW w:type="dxa" w:w="1659"/>
             <w:tcMar>
               <w:top w:w="85" w:type="dxa"/>
               <w:start w:w="100" w:type="dxa"/>
@@ -342,24 +258,14 @@
             </w:tcMar>
           </w:tcPr>
           <w:p>
-            <w:pPr>
-              <w:spacing w:after="0"/>
-            </w:pPr>
             <w:r>
-              <w:rPr>
-                <w:rFonts w:ascii="Aptos" w:hAnsi="Aptos"/>
-                <w:b w:val="0"/>
-                <w:i w:val="0"/>
-                <w:color w:val="173E3A"/>
-                <w:sz w:val="18"/>
-              </w:rPr>
-              <w:t>PASS</w:t>
+              <w:t>BOUNDED</w:t>
             </w:r>
           </w:p>
         </w:tc>
         <w:tc>
           <w:tcPr>
-            <w:tcW w:type="dxa" w:w="5976"/>
+            <w:tcW w:type="dxa" w:w="6117"/>
             <w:tcMar>
               <w:top w:w="85" w:type="dxa"/>
               <w:start w:w="100" w:type="dxa"/>
@@ -368,18 +274,8 @@
             </w:tcMar>
           </w:tcPr>
           <w:p>
-            <w:pPr>
-              <w:spacing w:after="0"/>
-            </w:pPr>
             <w:r>
-              <w:rPr>
-                <w:rFonts w:ascii="Aptos" w:hAnsi="Aptos"/>
-                <w:b w:val="0"/>
-                <w:i w:val="0"/>
-                <w:color w:val="173E3A"/>
-                <w:sz w:val="18"/>
-              </w:rPr>
-              <w:t>200 structured phrases checked: 100 per language. Unknown words require correction.</w:t>
+              <w:t>250 synthetic Hindi phrases plus 0–99 checks and Spanish regressions. Native review open.</w:t>
             </w:r>
           </w:p>
         </w:tc>
@@ -387,7 +283,7 @@
       <w:tr>
         <w:tc>
           <w:tcPr>
-            <w:tcW w:type="dxa" w:w="2304"/>
+            <w:tcW w:type="dxa" w:w="2592"/>
             <w:tcMar>
               <w:top w:w="85" w:type="dxa"/>
               <w:start w:w="100" w:type="dxa"/>
@@ -397,24 +293,14 @@
             <w:shd w:fill="F2F5F4"/>
           </w:tcPr>
           <w:p>
-            <w:pPr>
-              <w:spacing w:after="0"/>
-            </w:pPr>
             <w:r>
-              <w:rPr>
-                <w:rFonts w:ascii="Aptos" w:hAnsi="Aptos"/>
-                <w:b w:val="0"/>
-                <w:i w:val="0"/>
-                <w:color w:val="173E3A"/>
-                <w:sz w:val="18"/>
-              </w:rPr>
               <w:t>Browser acceptance</w:t>
             </w:r>
           </w:p>
         </w:tc>
         <w:tc>
           <w:tcPr>
-            <w:tcW w:type="dxa" w:w="1613"/>
+            <w:tcW w:type="dxa" w:w="1659"/>
             <w:tcMar>
               <w:top w:w="85" w:type="dxa"/>
               <w:start w:w="100" w:type="dxa"/>
@@ -424,24 +310,14 @@
             <w:shd w:fill="F2F5F4"/>
           </w:tcPr>
           <w:p>
-            <w:pPr>
-              <w:spacing w:after="0"/>
-            </w:pPr>
             <w:r>
-              <w:rPr>
-                <w:rFonts w:ascii="Aptos" w:hAnsi="Aptos"/>
-                <w:b w:val="0"/>
-                <w:i w:val="0"/>
-                <w:color w:val="173E3A"/>
-                <w:sz w:val="18"/>
-              </w:rPr>
-              <w:t>PASS</w:t>
+              <w:t>PARTIAL</w:t>
             </w:r>
           </w:p>
         </w:tc>
         <w:tc>
           <w:tcPr>
-            <w:tcW w:type="dxa" w:w="5976"/>
+            <w:tcW w:type="dxa" w:w="6117"/>
             <w:tcMar>
               <w:top w:w="85" w:type="dxa"/>
               <w:start w:w="100" w:type="dxa"/>
@@ -451,18 +327,8 @@
             <w:shd w:fill="F2F5F4"/>
           </w:tcPr>
           <w:p>
-            <w:pPr>
-              <w:spacing w:after="0"/>
-            </w:pPr>
             <w:r>
-              <w:rPr>
-                <w:rFonts w:ascii="Aptos" w:hAnsi="Aptos"/>
-                <w:b w:val="0"/>
-                <w:i w:val="0"/>
-                <w:color w:val="173E3A"/>
-                <w:sz w:val="18"/>
-              </w:rPr>
-              <w:t>37 recorded checks; responsive checks at 390 × 844 and desktop widths.</w:t>
+              <w:t>Reported ₹50 draft, core actions and 320/390/768/1280 widths checked; full device acceptance open.</w:t>
             </w:r>
           </w:p>
         </w:tc>
@@ -470,7 +336,7 @@
       <w:tr>
         <w:tc>
           <w:tcPr>
-            <w:tcW w:type="dxa" w:w="2304"/>
+            <w:tcW w:type="dxa" w:w="2592"/>
             <w:tcMar>
               <w:top w:w="85" w:type="dxa"/>
               <w:start w:w="100" w:type="dxa"/>
@@ -479,24 +345,14 @@
             </w:tcMar>
           </w:tcPr>
           <w:p>
-            <w:pPr>
-              <w:spacing w:after="0"/>
-            </w:pPr>
             <w:r>
-              <w:rPr>
-                <w:rFonts w:ascii="Aptos" w:hAnsi="Aptos"/>
-                <w:b w:val="0"/>
-                <w:i w:val="0"/>
-                <w:color w:val="173E3A"/>
-                <w:sz w:val="18"/>
-              </w:rPr>
-              <w:t>Public release</w:t>
+              <w:t>App publication</w:t>
             </w:r>
           </w:p>
         </w:tc>
         <w:tc>
           <w:tcPr>
-            <w:tcW w:type="dxa" w:w="1613"/>
+            <w:tcW w:type="dxa" w:w="1659"/>
             <w:tcMar>
               <w:top w:w="85" w:type="dxa"/>
               <w:start w:w="100" w:type="dxa"/>
@@ -505,24 +361,14 @@
             </w:tcMar>
           </w:tcPr>
           <w:p>
-            <w:pPr>
-              <w:spacing w:after="0"/>
-            </w:pPr>
             <w:r>
-              <w:rPr>
-                <w:rFonts w:ascii="Aptos" w:hAnsi="Aptos"/>
-                <w:b w:val="0"/>
-                <w:i w:val="0"/>
-                <w:color w:val="173E3A"/>
-                <w:sz w:val="18"/>
-              </w:rPr>
-              <w:t>VERIFIED</w:t>
+              <w:t>APPROVED</w:t>
             </w:r>
           </w:p>
         </w:tc>
         <w:tc>
           <w:tcPr>
-            <w:tcW w:type="dxa" w:w="5976"/>
+            <w:tcW w:type="dxa" w:w="6117"/>
             <w:tcMar>
               <w:top w:w="85" w:type="dxa"/>
               <w:start w:w="100" w:type="dxa"/>
@@ -531,18 +377,8 @@
             </w:tcMar>
           </w:tcPr>
           <w:p>
-            <w:pPr>
-              <w:spacing w:after="0"/>
-            </w:pPr>
             <w:r>
-              <w:rPr>
-                <w:rFonts w:ascii="Aptos" w:hAnsi="Aptos"/>
-                <w:b w:val="0"/>
-                <w:i w:val="0"/>
-                <w:color w:val="173E3A"/>
-                <w:sz w:val="18"/>
-              </w:rPr>
-              <w:t>GitHub Pages deployment succeeded; published files matched the tested build.</w:t>
+              <w:t>v3.2 source/release and Pages rollout; final status available in GitHub.</w:t>
             </w:r>
           </w:p>
         </w:tc>
@@ -550,7 +386,7 @@
       <w:tr>
         <w:tc>
           <w:tcPr>
-            <w:tcW w:type="dxa" w:w="2304"/>
+            <w:tcW w:type="dxa" w:w="2592"/>
             <w:tcMar>
               <w:top w:w="85" w:type="dxa"/>
               <w:start w:w="100" w:type="dxa"/>
@@ -560,24 +396,14 @@
             <w:shd w:fill="F2F5F4"/>
           </w:tcPr>
           <w:p>
-            <w:pPr>
-              <w:spacing w:after="0"/>
-            </w:pPr>
             <w:r>
-              <w:rPr>
-                <w:rFonts w:ascii="Aptos" w:hAnsi="Aptos"/>
-                <w:b w:val="0"/>
-                <w:i w:val="0"/>
-                <w:color w:val="173E3A"/>
-                <w:sz w:val="18"/>
-              </w:rPr>
-              <w:t>Local operation</w:t>
+              <w:t>Docker local operation</w:t>
             </w:r>
           </w:p>
         </w:tc>
         <w:tc>
           <w:tcPr>
-            <w:tcW w:type="dxa" w:w="1613"/>
+            <w:tcW w:type="dxa" w:w="1659"/>
             <w:tcMar>
               <w:top w:w="85" w:type="dxa"/>
               <w:start w:w="100" w:type="dxa"/>
@@ -587,24 +413,14 @@
             <w:shd w:fill="F2F5F4"/>
           </w:tcPr>
           <w:p>
-            <w:pPr>
-              <w:spacing w:after="0"/>
-            </w:pPr>
             <w:r>
-              <w:rPr>
-                <w:rFonts w:ascii="Aptos" w:hAnsi="Aptos"/>
-                <w:b w:val="0"/>
-                <w:i w:val="0"/>
-                <w:color w:val="173E3A"/>
-                <w:sz w:val="18"/>
-              </w:rPr>
-              <w:t>USER CONFIRMED</w:t>
+              <w:t>PASS</w:t>
             </w:r>
           </w:p>
         </w:tc>
         <w:tc>
           <w:tcPr>
-            <w:tcW w:type="dxa" w:w="5976"/>
+            <w:tcW w:type="dxa" w:w="6117"/>
             <w:tcMar>
               <w:top w:w="85" w:type="dxa"/>
               <w:start w:w="100" w:type="dxa"/>
@@ -614,18 +430,8 @@
             <w:shd w:fill="F2F5F4"/>
           </w:tcPr>
           <w:p>
-            <w:pPr>
-              <w:spacing w:after="0"/>
-            </w:pPr>
             <w:r>
-              <w:rPr>
-                <w:rFonts w:ascii="Aptos" w:hAnsi="Aptos"/>
-                <w:b w:val="0"/>
-                <w:i w:val="0"/>
-                <w:color w:val="173E3A"/>
-                <w:sz w:val="18"/>
-              </w:rPr>
-              <w:t>User reported the local experience working. Simple Penny start and stop commands prepared.</w:t>
+              <w:t>Healthy, non-root, read-only runtime; complete test gate in the build.</w:t>
             </w:r>
           </w:p>
         </w:tc>
@@ -633,7 +439,7 @@
       <w:tr>
         <w:tc>
           <w:tcPr>
-            <w:tcW w:type="dxa" w:w="2304"/>
+            <w:tcW w:type="dxa" w:w="2592"/>
             <w:tcMar>
               <w:top w:w="85" w:type="dxa"/>
               <w:start w:w="100" w:type="dxa"/>
@@ -642,24 +448,14 @@
             </w:tcMar>
           </w:tcPr>
           <w:p>
-            <w:pPr>
-              <w:spacing w:after="0"/>
-            </w:pPr>
             <w:r>
-              <w:rPr>
-                <w:rFonts w:ascii="Aptos" w:hAnsi="Aptos"/>
-                <w:b w:val="0"/>
-                <w:i w:val="0"/>
-                <w:color w:val="173E3A"/>
-                <w:sz w:val="18"/>
-              </w:rPr>
-              <w:t>Docker release evidence</w:t>
+              <w:t>Registry image release</w:t>
             </w:r>
           </w:p>
         </w:tc>
         <w:tc>
           <w:tcPr>
-            <w:tcW w:type="dxa" w:w="1613"/>
+            <w:tcW w:type="dxa" w:w="1659"/>
             <w:tcMar>
               <w:top w:w="85" w:type="dxa"/>
               <w:start w:w="100" w:type="dxa"/>
@@ -668,24 +464,14 @@
             </w:tcMar>
           </w:tcPr>
           <w:p>
-            <w:pPr>
-              <w:spacing w:after="0"/>
-            </w:pPr>
             <w:r>
-              <w:rPr>
-                <w:rFonts w:ascii="Aptos" w:hAnsi="Aptos"/>
-                <w:b w:val="0"/>
-                <w:i w:val="0"/>
-                <w:color w:val="173E3A"/>
-                <w:sz w:val="18"/>
-              </w:rPr>
               <w:t>PENDING</w:t>
             </w:r>
           </w:p>
         </w:tc>
         <w:tc>
           <w:tcPr>
-            <w:tcW w:type="dxa" w:w="5976"/>
+            <w:tcW w:type="dxa" w:w="6117"/>
             <w:tcMar>
               <w:top w:w="85" w:type="dxa"/>
               <w:start w:w="100" w:type="dxa"/>
@@ -694,18 +480,8 @@
             </w:tcMar>
           </w:tcPr>
           <w:p>
-            <w:pPr>
-              <w:spacing w:after="0"/>
-            </w:pPr>
             <w:r>
-              <w:rPr>
-                <w:rFonts w:ascii="Aptos" w:hAnsi="Aptos"/>
-                <w:b w:val="0"/>
-                <w:i w:val="0"/>
-                <w:color w:val="173E3A"/>
-                <w:sz w:val="18"/>
-              </w:rPr>
-              <w:t>Record container health, security scan and ARM64/AMD64 checks before image publication.</w:t>
+              <w:t>No GHCR image, full CVE scan or AMD64/ARM64 validation claimed.</w:t>
             </w:r>
           </w:p>
         </w:tc>
@@ -733,14 +509,7 @@
         <w:spacing w:before="0" w:after="120" w:line="278" w:lineRule="auto"/>
       </w:pPr>
       <w:r>
-        <w:rPr>
-          <w:rFonts w:ascii="Aptos" w:hAnsi="Aptos"/>
-          <w:b w:val="0"/>
-          <w:i w:val="0"/>
-          <w:color w:val="173E3A"/>
-          <w:sz w:val="21"/>
-        </w:rPr>
-        <w:t>Offline Hindi and Spanish expense parsing works after a transcript is captured. Microphone capture still depends on the device and browser. A phone-keyboard microphone is available as a fallback; every translated draft needs review before saving.</w:t>
+        <w:t>The exact phrase “spend rs.50 on donation” now fills ₹50.00 after Use English draft. Real iPhone audio and native-speaker review remain open; typed-transcript tests do not prove microphone reliability.</w:t>
       </w:r>
     </w:p>
     <w:p>
@@ -765,14 +534,7 @@
         <w:spacing w:before="0" w:after="120" w:line="278" w:lineRule="auto"/>
       </w:pPr>
       <w:r>
-        <w:rPr>
-          <w:rFonts w:ascii="Aptos" w:hAnsi="Aptos"/>
-          <w:b w:val="0"/>
-          <w:i w:val="0"/>
-          <w:color w:val="173E3A"/>
-          <w:sz w:val="21"/>
-        </w:rPr>
-        <w:t>Records stay in browser storage; users can export backups. Input and import checks and an adversarial review support the release. These are targeted checks, not a security certification. GitHub holds code, README, test cases, results and release history.</w:t>
+        <w:t>633 automated tests pass locally and in Docker. Records stay in browser storage; financial backups omit diagnostic logs. Independent review and targeted security checks support this release; they are not a certification.</w:t>
       </w:r>
     </w:p>
     <w:p>
@@ -797,14 +559,7 @@
         <w:spacing w:before="0" w:after="60" w:line="278" w:lineRule="auto"/>
       </w:pPr>
       <w:r>
-        <w:rPr>
-          <w:rFonts w:ascii="Aptos" w:hAnsi="Aptos"/>
-          <w:b w:val="0"/>
-          <w:i w:val="0"/>
-          <w:color w:val="173E3A"/>
-          <w:sz w:val="21"/>
-        </w:rPr>
-        <w:t>1. Does repeated Hindi and Spanish dictation remain reliable on the target iPhone?</w:t>
+        <w:t>1. Verify repeated English, Hindi and Spanish audio on the target iPhone.</w:t>
       </w:r>
     </w:p>
     <w:p>
@@ -812,14 +567,7 @@
         <w:spacing w:before="0" w:after="60" w:line="278" w:lineRule="auto"/>
       </w:pPr>
       <w:r>
-        <w:rPr>
-          <w:rFonts w:ascii="Aptos" w:hAnsi="Aptos"/>
-          <w:b w:val="0"/>
-          <w:i w:val="0"/>
-          <w:color w:val="173E3A"/>
-          <w:sz w:val="21"/>
-        </w:rPr>
-        <w:t>2. Which unfamiliar everyday expense words should be added next?</w:t>
+        <w:t>2. Complete native-speaker and accessibility/usability acceptance.</w:t>
       </w:r>
     </w:p>
     <w:p>
@@ -827,14 +575,7 @@
         <w:spacing w:before="0" w:after="60" w:line="278" w:lineRule="auto"/>
       </w:pPr>
       <w:r>
-        <w:rPr>
-          <w:rFonts w:ascii="Aptos" w:hAnsi="Aptos"/>
-          <w:b w:val="0"/>
-          <w:i w:val="0"/>
-          <w:color w:val="173E3A"/>
-          <w:sz w:val="21"/>
-        </w:rPr>
-        <w:t>3. Can Docker health, security and both platform checks be recorded for a portable release?</w:t>
+        <w:t>3. Validate image security and both platforms before GHCR publication.</w:t>
       </w:r>
     </w:p>
     <w:p>
@@ -842,14 +583,7 @@
         <w:spacing w:before="140" w:after="0" w:line="278" w:lineRule="auto"/>
       </w:pPr>
       <w:r>
-        <w:rPr>
-          <w:rFonts w:ascii="Aptos" w:hAnsi="Aptos"/>
-          <w:b w:val="0"/>
-          <w:i w:val="0"/>
-          <w:color w:val="173E3A"/>
-          <w:sz w:val="21"/>
-        </w:rPr>
-        <w:t>Release reference 9bb7eda | GitHub debasisr66/PennyExpenseManager | Companion Penny Journey Map</w:t>
+        <w:t>Release v3.2 | github.com/debasisr66/PennyExpenseManager | Evidence V3.2-TEST-RESULTS.md</w:t>
       </w:r>
     </w:p>
     <w:sectPr>
